--- a/Pharmacokinetic Analysis使用說明書.docx
+++ b/Pharmacokinetic Analysis使用說明書.docx
@@ -426,7 +426,7 @@
           </mc:Choice>
           <mc:Fallback>
             <w:pict>
-              <v:rect w14:anchorId="76C65F78" id="矩形 2" o:spid="_x0000_s1026" style="position:absolute;margin-left:286.95pt;margin-top:107.4pt;width:59.25pt;height:14.8pt;z-index:251659264;visibility:visible;mso-wrap-style:square;mso-width-percent:0;mso-height-percent:0;mso-wrap-distance-left:9pt;mso-wrap-distance-top:0;mso-wrap-distance-right:9pt;mso-wrap-distance-bottom:0;mso-position-horizontal:absolute;mso-position-horizontal-relative:text;mso-position-vertical:absolute;mso-position-vertical-relative:text;mso-width-percent:0;mso-height-percent:0;mso-width-relative:margin;mso-height-relative:margin;v-text-anchor:middle" o:gfxdata="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" filled="f" strokecolor="red">
+              <v:rect w14:anchorId="2A2FA003" id="矩形 2" o:spid="_x0000_s1026" style="position:absolute;margin-left:286.95pt;margin-top:107.4pt;width:59.25pt;height:14.8pt;z-index:251659264;visibility:visible;mso-wrap-style:square;mso-width-percent:0;mso-height-percent:0;mso-wrap-distance-left:9pt;mso-wrap-distance-top:0;mso-wrap-distance-right:9pt;mso-wrap-distance-bottom:0;mso-position-horizontal:absolute;mso-position-horizontal-relative:text;mso-position-vertical:absolute;mso-position-vertical-relative:text;mso-width-percent:0;mso-height-percent:0;mso-width-relative:margin;mso-height-relative:margin;v-text-anchor:middle" o:gfxdata="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" filled="f" strokecolor="red">
                 <v:shadow on="t" color="black" opacity="22937f" origin=",.5" offset="0,.63889mm"/>
               </v:rect>
             </w:pict>
@@ -603,6 +603,8 @@
         </w:rPr>
         <w:t>：請下載「</w:t>
       </w:r>
+      <w:bookmarkStart w:id="0" w:name="OLE_LINK1"/>
+      <w:bookmarkStart w:id="1" w:name="OLE_LINK2"/>
       <w:proofErr w:type="spellStart"/>
       <w:r>
         <w:rPr>
@@ -612,6 +614,8 @@
         </w:rPr>
         <w:t>PharmacokineticAnalysis</w:t>
       </w:r>
+      <w:bookmarkEnd w:id="0"/>
+      <w:bookmarkEnd w:id="1"/>
       <w:proofErr w:type="spellEnd"/>
       <w:r>
         <w:rPr>
@@ -4057,7 +4061,7 @@
       <w:tr>
         <w:tc>
           <w:tcPr>
-            <w:tcW w:w="2496" w:type="dxa"/>
+            <w:tcW w:w="2493" w:type="dxa"/>
             <w:vAlign w:val="center"/>
           </w:tcPr>
           <w:p>
@@ -4085,7 +4089,7 @@
         </w:tc>
         <w:tc>
           <w:tcPr>
-            <w:tcW w:w="4819" w:type="dxa"/>
+            <w:tcW w:w="4697" w:type="dxa"/>
             <w:vAlign w:val="center"/>
           </w:tcPr>
           <w:p>
@@ -4115,7 +4119,7 @@
       <w:tr>
         <w:tc>
           <w:tcPr>
-            <w:tcW w:w="2496" w:type="dxa"/>
+            <w:tcW w:w="2493" w:type="dxa"/>
             <w:vAlign w:val="center"/>
           </w:tcPr>
           <w:p>
@@ -4130,6 +4134,7 @@
                 <w:lang w:eastAsia="zh-TW"/>
               </w:rPr>
             </w:pPr>
+            <w:proofErr w:type="spellStart"/>
             <w:r>
               <w:rPr>
                 <w:rFonts w:ascii="微軟正黑體" w:eastAsia="微軟正黑體" w:hAnsi="微軟正黑體" w:cs="微軟正黑體"/>
@@ -4137,13 +4142,14 @@
                 <w:bCs/>
                 <w:lang w:eastAsia="zh-TW"/>
               </w:rPr>
-              <w:t>slope</w:t>
+              <w:t>k_e</w:t>
             </w:r>
+            <w:proofErr w:type="spellEnd"/>
           </w:p>
         </w:tc>
         <w:tc>
           <w:tcPr>
-            <w:tcW w:w="4819" w:type="dxa"/>
+            <w:tcW w:w="4697" w:type="dxa"/>
             <w:vAlign w:val="center"/>
           </w:tcPr>
           <w:p>
@@ -4189,90 +4195,12 @@
         </w:tc>
       </w:tr>
       <w:tr>
-        <w:tc>
-          <w:tcPr>
-            <w:tcW w:w="2496" w:type="dxa"/>
-            <w:vAlign w:val="center"/>
-          </w:tcPr>
-          <w:p>
-            <w:pPr>
-              <w:pStyle w:val="ae"/>
-              <w:ind w:left="0"/>
-              <w:jc w:val="both"/>
-              <w:rPr>
-                <w:rFonts w:ascii="微軟正黑體" w:eastAsia="微軟正黑體" w:hAnsi="微軟正黑體" w:cs="微軟正黑體"/>
-                <w:b/>
-                <w:bCs/>
-                <w:lang w:eastAsia="zh-TW"/>
-              </w:rPr>
-            </w:pPr>
-            <w:proofErr w:type="spellStart"/>
-            <w:r>
-              <w:rPr>
-                <w:rFonts w:ascii="微軟正黑體" w:eastAsia="微軟正黑體" w:hAnsi="微軟正黑體" w:cs="微軟正黑體"/>
-                <w:b/>
-                <w:bCs/>
-                <w:lang w:eastAsia="zh-TW"/>
-              </w:rPr>
-              <w:t>k_e</w:t>
-            </w:r>
-            <w:proofErr w:type="spellEnd"/>
-          </w:p>
-        </w:tc>
-        <w:tc>
-          <w:tcPr>
-            <w:tcW w:w="4819" w:type="dxa"/>
-            <w:vAlign w:val="center"/>
-          </w:tcPr>
-          <w:p>
-            <w:pPr>
-              <w:pStyle w:val="ae"/>
-              <w:ind w:left="0"/>
-              <w:jc w:val="center"/>
-              <w:rPr>
-                <w:rFonts w:ascii="微軟正黑體" w:eastAsia="微軟正黑體" w:hAnsi="微軟正黑體" w:cs="微軟正黑體"/>
-                <w:sz w:val="20"/>
-                <w:szCs w:val="20"/>
-                <w:lang w:eastAsia="zh-TW"/>
-              </w:rPr>
-            </w:pPr>
-            <w:r>
-              <w:rPr>
-                <w:rFonts w:ascii="微軟正黑體" w:eastAsia="微軟正黑體" w:hAnsi="微軟正黑體" w:cs="微軟正黑體" w:hint="eastAsia"/>
-                <w:sz w:val="20"/>
-                <w:szCs w:val="20"/>
-                <w:lang w:eastAsia="zh-TW"/>
-              </w:rPr>
-              <w:t>線性回歸預測線之</w:t>
-            </w:r>
-            <w:r>
-              <w:rPr>
-                <w:rFonts w:ascii="微軟正黑體" w:eastAsia="微軟正黑體" w:hAnsi="微軟正黑體" w:cs="微軟正黑體" w:hint="eastAsia"/>
-                <w:sz w:val="20"/>
-                <w:szCs w:val="20"/>
-                <w:lang w:eastAsia="zh-TW"/>
-              </w:rPr>
-              <w:t>截距</w:t>
-            </w:r>
-            <w:r>
-              <w:rPr>
-                <w:rFonts w:ascii="微軟正黑體" w:eastAsia="微軟正黑體" w:hAnsi="微軟正黑體" w:cs="微軟正黑體" w:hint="eastAsia"/>
-                <w:sz w:val="20"/>
-                <w:szCs w:val="20"/>
-                <w:lang w:eastAsia="zh-TW"/>
-              </w:rPr>
-              <w:t>。</w:t>
-            </w:r>
-          </w:p>
-        </w:tc>
-      </w:tr>
-      <w:tr>
         <w:trPr>
           <w:trHeight w:val="684"/>
         </w:trPr>
         <w:tc>
           <w:tcPr>
-            <w:tcW w:w="2496" w:type="dxa"/>
+            <w:tcW w:w="2493" w:type="dxa"/>
             <w:vAlign w:val="center"/>
           </w:tcPr>
           <w:p>
@@ -4302,7 +4230,7 @@
         </w:tc>
         <w:tc>
           <w:tcPr>
-            <w:tcW w:w="4819" w:type="dxa"/>
+            <w:tcW w:w="4697" w:type="dxa"/>
             <w:vAlign w:val="center"/>
           </w:tcPr>
           <w:p>
@@ -4397,7 +4325,7 @@
       <w:tr>
         <w:tc>
           <w:tcPr>
-            <w:tcW w:w="2496" w:type="dxa"/>
+            <w:tcW w:w="2493" w:type="dxa"/>
             <w:vAlign w:val="center"/>
           </w:tcPr>
           <w:p>
@@ -4425,7 +4353,7 @@
         </w:tc>
         <w:tc>
           <w:tcPr>
-            <w:tcW w:w="4819" w:type="dxa"/>
+            <w:tcW w:w="4697" w:type="dxa"/>
             <w:vAlign w:val="center"/>
           </w:tcPr>
           <w:p>
@@ -4522,7 +4450,7 @@
       <w:tr>
         <w:tc>
           <w:tcPr>
-            <w:tcW w:w="2496" w:type="dxa"/>
+            <w:tcW w:w="2493" w:type="dxa"/>
             <w:vAlign w:val="center"/>
           </w:tcPr>
           <w:p>
@@ -4552,7 +4480,7 @@
         </w:tc>
         <w:tc>
           <w:tcPr>
-            <w:tcW w:w="4819" w:type="dxa"/>
+            <w:tcW w:w="4697" w:type="dxa"/>
             <w:vAlign w:val="center"/>
           </w:tcPr>
           <w:p>
@@ -4612,7 +4540,7 @@
       <w:tr>
         <w:tc>
           <w:tcPr>
-            <w:tcW w:w="2496" w:type="dxa"/>
+            <w:tcW w:w="2493" w:type="dxa"/>
             <w:vAlign w:val="center"/>
           </w:tcPr>
           <w:p>
@@ -4642,7 +4570,7 @@
         </w:tc>
         <w:tc>
           <w:tcPr>
-            <w:tcW w:w="4819" w:type="dxa"/>
+            <w:tcW w:w="4697" w:type="dxa"/>
             <w:vAlign w:val="center"/>
           </w:tcPr>
           <w:p>
@@ -4749,7 +4677,7 @@
         </w:trPr>
         <w:tc>
           <w:tcPr>
-            <w:tcW w:w="2496" w:type="dxa"/>
+            <w:tcW w:w="2493" w:type="dxa"/>
             <w:vAlign w:val="center"/>
           </w:tcPr>
           <w:p>
@@ -4777,7 +4705,7 @@
         </w:tc>
         <w:tc>
           <w:tcPr>
-            <w:tcW w:w="4819" w:type="dxa"/>
+            <w:tcW w:w="4697" w:type="dxa"/>
             <w:vAlign w:val="center"/>
           </w:tcPr>
           <w:p>
@@ -4910,7 +4838,7 @@
         </w:trPr>
         <w:tc>
           <w:tcPr>
-            <w:tcW w:w="2496" w:type="dxa"/>
+            <w:tcW w:w="2493" w:type="dxa"/>
             <w:vAlign w:val="center"/>
           </w:tcPr>
           <w:p>
@@ -4938,7 +4866,7 @@
         </w:tc>
         <w:tc>
           <w:tcPr>
-            <w:tcW w:w="4819" w:type="dxa"/>
+            <w:tcW w:w="4697" w:type="dxa"/>
             <w:vAlign w:val="center"/>
           </w:tcPr>
           <w:p>
@@ -5117,7 +5045,7 @@
         </w:trPr>
         <w:tc>
           <w:tcPr>
-            <w:tcW w:w="2496" w:type="dxa"/>
+            <w:tcW w:w="2493" w:type="dxa"/>
             <w:vAlign w:val="center"/>
           </w:tcPr>
           <w:p>
@@ -5145,7 +5073,7 @@
         </w:tc>
         <w:tc>
           <w:tcPr>
-            <w:tcW w:w="4819" w:type="dxa"/>
+            <w:tcW w:w="4697" w:type="dxa"/>
             <w:vAlign w:val="center"/>
           </w:tcPr>
           <w:p>
@@ -6119,7 +6047,6 @@
                 <w:bCs/>
                 <w:lang w:eastAsia="zh-TW"/>
               </w:rPr>
-              <w:lastRenderedPageBreak/>
               <w:t>參數</w:t>
             </w:r>
           </w:p>
@@ -6178,6 +6105,7 @@
                 <w:bCs/>
                 <w:lang w:eastAsia="zh-TW"/>
               </w:rPr>
+              <w:lastRenderedPageBreak/>
               <w:t>a</w:t>
             </w:r>
           </w:p>
@@ -9008,7 +8936,6 @@
           <w:rFonts w:ascii="微軟正黑體" w:eastAsia="微軟正黑體" w:hAnsi="微軟正黑體"/>
           <w:lang w:eastAsia="zh-TW"/>
         </w:rPr>
-        <w:lastRenderedPageBreak/>
         <w:t>常見問題</w:t>
       </w:r>
     </w:p>
